--- a/downloads/teacher/04 Units/Unit 05 - Apparel and Textile Production and Design - Make It, Mend It, Wear It/Lesson 05.07 - Backstitch and Whipstitch.docx
+++ b/downloads/teacher/04 Units/Unit 05 - Apparel and Textile Production and Design - Make It, Mend It, Wear It/Lesson 05.07 - Backstitch and Whipstitch.docx
@@ -270,23 +270,41 @@
       <w:r>
         <w:t xml:space="preserve">By the end of this lesson, students will be able to:</w:t>
       </w:r>
-      <w:r>
-        <w:t xml:space="preserve"> </w:t>
-      </w:r>
-      <w:r>
-        <w:t xml:space="preserve">1. (Low: remember or understand) Explain why a running stitch is not strong enough for a seam and state one job each for the running stitch, the backstitch, and the whipstitch.</w:t>
-      </w:r>
-      <w:r>
-        <w:t xml:space="preserve"> </w:t>
-      </w:r>
-      <w:r>
-        <w:t xml:space="preserve">2. (Mid: apply or analyze) Sew at least two inches of backstitch on the practice cloth’s marked seam line and at least two inches of whipstitch joining two fabric edges, with stitches of roughly even length.</w:t>
-      </w:r>
-      <w:r>
-        <w:t xml:space="preserve"> </w:t>
-      </w:r>
-      <w:r>
-        <w:t xml:space="preserve">3. (High: evaluate or create) Apply the three-criteria self-check (even length, straight line, no puckering) to both new stitches, and given three jobs, select the correct stitch for each and justify the choice in one sentence.</w:t>
+    </w:p>
+    <w:p>
+      <w:pPr>
+        <w:numPr>
+          <w:ilvl w:val="0"/>
+          <w:numId w:val="1002"/>
+        </w:numPr>
+        <w:pStyle w:val="Compact"/>
+      </w:pPr>
+      <w:r>
+        <w:t xml:space="preserve">(Low: remember or understand) Explain why a running stitch is not strong enough for a seam and state one job each for the running stitch, the backstitch, and the whipstitch.</w:t>
+      </w:r>
+    </w:p>
+    <w:p>
+      <w:pPr>
+        <w:numPr>
+          <w:ilvl w:val="0"/>
+          <w:numId w:val="1002"/>
+        </w:numPr>
+        <w:pStyle w:val="Compact"/>
+      </w:pPr>
+      <w:r>
+        <w:t xml:space="preserve">(Mid: apply or analyze) Sew at least two inches of backstitch on the practice cloth’s marked seam line and at least two inches of whipstitch joining two fabric edges, with stitches of roughly even length.</w:t>
+      </w:r>
+    </w:p>
+    <w:p>
+      <w:pPr>
+        <w:numPr>
+          <w:ilvl w:val="0"/>
+          <w:numId w:val="1002"/>
+        </w:numPr>
+        <w:pStyle w:val="Compact"/>
+      </w:pPr>
+      <w:r>
+        <w:t xml:space="preserve">(High: evaluate or create) Apply the three-criteria self-check (even length, straight line, no puckering) to both new stitches, and given three jobs, select the correct stitch for each and justify the choice in one sentence.</w:t>
       </w:r>
     </w:p>
     <w:p>
@@ -347,67 +365,121 @@
       <w:r>
         <w:t xml:space="preserve">Per station:</w:t>
       </w:r>
-      <w:r>
-        <w:t xml:space="preserve"> </w:t>
-      </w:r>
-      <w:r>
-        <w:t xml:space="preserve">- The station kit, counted: 10 needles in the cushion, 30 pins</w:t>
-      </w:r>
-      <w:r>
-        <w:t xml:space="preserve"> </w:t>
-      </w:r>
-      <w:r>
-        <w:t xml:space="preserve">- One spool of contrast thread</w:t>
-      </w:r>
-      <w:r>
-        <w:t xml:space="preserve"> </w:t>
-      </w:r>
-      <w:r>
-        <w:t xml:space="preserve">- Four needle threaders, out in the open</w:t>
-      </w:r>
-      <w:r>
-        <w:t xml:space="preserve"> </w:t>
-      </w:r>
-      <w:r>
-        <w:t xml:space="preserve">- The count sheet on the clipboard, the day’s row ready</w:t>
-      </w:r>
-      <w:r>
-        <w:t xml:space="preserve"> </w:t>
-      </w:r>
-      <w:r>
-        <w:t xml:space="preserve">- Two pre-threaded, pre-knotted needles parked in the cushion</w:t>
-      </w:r>
-      <w:r>
-        <w:t xml:space="preserve"> </w:t>
-      </w:r>
-      <w:r>
-        <w:t xml:space="preserve">- Two pairs of small felt rectangles, about three by four inches, for the whipstitch practice, per student: felt is used here on purpose because it does not fray and it holds a stitch while a beginner works</w:t>
-      </w:r>
-    </w:p>
-    <w:p>
-      <w:pPr>
-        <w:pStyle w:val="BodyText"/>
+    </w:p>
+    <w:p>
+      <w:pPr>
+        <w:numPr>
+          <w:ilvl w:val="0"/>
+          <w:numId w:val="1003"/>
+        </w:numPr>
+        <w:pStyle w:val="Compact"/>
+      </w:pPr>
+      <w:r>
+        <w:t xml:space="preserve">The station kit, counted: 10 needles in the cushion, 30 pins</w:t>
+      </w:r>
+    </w:p>
+    <w:p>
+      <w:pPr>
+        <w:numPr>
+          <w:ilvl w:val="0"/>
+          <w:numId w:val="1003"/>
+        </w:numPr>
+        <w:pStyle w:val="Compact"/>
+      </w:pPr>
+      <w:r>
+        <w:t xml:space="preserve">One spool of contrast thread</w:t>
+      </w:r>
+    </w:p>
+    <w:p>
+      <w:pPr>
+        <w:numPr>
+          <w:ilvl w:val="0"/>
+          <w:numId w:val="1003"/>
+        </w:numPr>
+        <w:pStyle w:val="Compact"/>
+      </w:pPr>
+      <w:r>
+        <w:t xml:space="preserve">Four needle threaders, out in the open</w:t>
+      </w:r>
+    </w:p>
+    <w:p>
+      <w:pPr>
+        <w:numPr>
+          <w:ilvl w:val="0"/>
+          <w:numId w:val="1003"/>
+        </w:numPr>
+        <w:pStyle w:val="Compact"/>
+      </w:pPr>
+      <w:r>
+        <w:t xml:space="preserve">The count sheet on the clipboard, the day’s row ready</w:t>
+      </w:r>
+    </w:p>
+    <w:p>
+      <w:pPr>
+        <w:numPr>
+          <w:ilvl w:val="0"/>
+          <w:numId w:val="1003"/>
+        </w:numPr>
+        <w:pStyle w:val="Compact"/>
+      </w:pPr>
+      <w:r>
+        <w:t xml:space="preserve">Two pre-threaded, pre-knotted needles parked in the cushion</w:t>
+      </w:r>
+    </w:p>
+    <w:p>
+      <w:pPr>
+        <w:numPr>
+          <w:ilvl w:val="0"/>
+          <w:numId w:val="1003"/>
+        </w:numPr>
+        <w:pStyle w:val="Compact"/>
+      </w:pPr>
+      <w:r>
+        <w:t xml:space="preserve">Two pairs of small felt rectangles, about three by four inches, for the whipstitch practice, per student: felt is used here on purpose because it does not fray and it holds a stitch while a beginner works</w:t>
+      </w:r>
+    </w:p>
+    <w:p>
+      <w:pPr>
+        <w:pStyle w:val="FirstParagraph"/>
       </w:pPr>
       <w:r>
         <w:t xml:space="preserve">For the whole class:</w:t>
       </w:r>
-      <w:r>
-        <w:t xml:space="preserve"> </w:t>
-      </w:r>
-      <w:r>
-        <w:t xml:space="preserve">- Each student’s named zip bag with their practice cloth from Lesson 5.6</w:t>
-      </w:r>
-      <w:r>
-        <w:t xml:space="preserve"> </w:t>
-      </w:r>
-      <w:r>
-        <w:t xml:space="preserve">- Spare practice cloths, ten</w:t>
-      </w:r>
-      <w:r>
-        <w:t xml:space="preserve"> </w:t>
-      </w:r>
-      <w:r>
-        <w:t xml:space="preserve">- Handout, one per student:</w:t>
+    </w:p>
+    <w:p>
+      <w:pPr>
+        <w:numPr>
+          <w:ilvl w:val="0"/>
+          <w:numId w:val="1004"/>
+        </w:numPr>
+        <w:pStyle w:val="Compact"/>
+      </w:pPr>
+      <w:r>
+        <w:t xml:space="preserve">Each student’s named zip bag with their practice cloth from Lesson 5.6</w:t>
+      </w:r>
+    </w:p>
+    <w:p>
+      <w:pPr>
+        <w:numPr>
+          <w:ilvl w:val="0"/>
+          <w:numId w:val="1004"/>
+        </w:numPr>
+        <w:pStyle w:val="Compact"/>
+      </w:pPr>
+      <w:r>
+        <w:t xml:space="preserve">Spare practice cloths, ten</w:t>
+      </w:r>
+    </w:p>
+    <w:p>
+      <w:pPr>
+        <w:numPr>
+          <w:ilvl w:val="0"/>
+          <w:numId w:val="1004"/>
+        </w:numPr>
+        <w:pStyle w:val="Compact"/>
+      </w:pPr>
+      <w:r>
+        <w:t xml:space="preserve">Handout, one per student:</w:t>
       </w:r>
       <w:r>
         <w:t xml:space="preserve"> </w:t>
@@ -418,23 +490,41 @@
         </w:rPr>
         <w:t xml:space="preserve">Handout 05.07 - Backstitch and Whipstitch Steps.md</w:t>
       </w:r>
-      <w:r>
-        <w:t xml:space="preserve"> </w:t>
-      </w:r>
-      <w:r>
-        <w:t xml:space="preserve">- The demonstration rig from Lesson 5.6: big blunt needle, bright yarn, burlap or plastic canvas on a board, plus two squares of burlap for the whipstitch demonstration</w:t>
-      </w:r>
-      <w:r>
-        <w:t xml:space="preserve"> </w:t>
-      </w:r>
-      <w:r>
-        <w:t xml:space="preserve">- The pull test props, made ahead: two scraps sewn together with a running stitch, and two scraps sewn together with a backstitch, both in the same thread. These are the hook and they get destroyed on purpose.</w:t>
-      </w:r>
-      <w:r>
-        <w:t xml:space="preserve"> </w:t>
-      </w:r>
-      <w:r>
-        <w:t xml:space="preserve">- Slides:</w:t>
+    </w:p>
+    <w:p>
+      <w:pPr>
+        <w:numPr>
+          <w:ilvl w:val="0"/>
+          <w:numId w:val="1004"/>
+        </w:numPr>
+        <w:pStyle w:val="Compact"/>
+      </w:pPr>
+      <w:r>
+        <w:t xml:space="preserve">The demonstration rig from Lesson 5.6: big blunt needle, bright yarn, burlap or plastic canvas on a board, plus two squares of burlap for the whipstitch demonstration</w:t>
+      </w:r>
+    </w:p>
+    <w:p>
+      <w:pPr>
+        <w:numPr>
+          <w:ilvl w:val="0"/>
+          <w:numId w:val="1004"/>
+        </w:numPr>
+        <w:pStyle w:val="Compact"/>
+      </w:pPr>
+      <w:r>
+        <w:t xml:space="preserve">The pull test props, made ahead: two scraps sewn together with a running stitch, and two scraps sewn together with a backstitch, both in the same thread. These are the hook and they get destroyed on purpose.</w:t>
+      </w:r>
+    </w:p>
+    <w:p>
+      <w:pPr>
+        <w:numPr>
+          <w:ilvl w:val="0"/>
+          <w:numId w:val="1004"/>
+        </w:numPr>
+        <w:pStyle w:val="Compact"/>
+      </w:pPr>
+      <w:r>
+        <w:t xml:space="preserve">Slides:</w:t>
       </w:r>
       <w:r>
         <w:t xml:space="preserve"> </w:t>
@@ -451,23 +541,41 @@
       <w:r>
         <w:t xml:space="preserve">(outline in 05 Materials; the site renders it as a deck)</w:t>
       </w:r>
-      <w:r>
-        <w:t xml:space="preserve"> </w:t>
-      </w:r>
-      <w:r>
-        <w:t xml:space="preserve">- Index cards for the closure</w:t>
-      </w:r>
-      <w:r>
-        <w:t xml:space="preserve"> </w:t>
-      </w:r>
-      <w:r>
-        <w:t xml:space="preserve">- Timer visible to the class</w:t>
-      </w:r>
-      <w:r>
-        <w:t xml:space="preserve"> </w:t>
-      </w:r>
-      <w:r>
-        <w:t xml:space="preserve">- Setup notes: make the two pull test props the day before and make the running stitch one loosely, with stitches about a quarter inch long, so it fails clearly. Cut the felt rectangles ahead. Set the count sheets. Any student still owed a check box from Lesson 5.6 comes to my table in the first three minutes.</w:t>
+    </w:p>
+    <w:p>
+      <w:pPr>
+        <w:numPr>
+          <w:ilvl w:val="0"/>
+          <w:numId w:val="1004"/>
+        </w:numPr>
+        <w:pStyle w:val="Compact"/>
+      </w:pPr>
+      <w:r>
+        <w:t xml:space="preserve">Index cards for the closure</w:t>
+      </w:r>
+    </w:p>
+    <w:p>
+      <w:pPr>
+        <w:numPr>
+          <w:ilvl w:val="0"/>
+          <w:numId w:val="1004"/>
+        </w:numPr>
+        <w:pStyle w:val="Compact"/>
+      </w:pPr>
+      <w:r>
+        <w:t xml:space="preserve">Timer visible to the class</w:t>
+      </w:r>
+    </w:p>
+    <w:p>
+      <w:pPr>
+        <w:numPr>
+          <w:ilvl w:val="0"/>
+          <w:numId w:val="1004"/>
+        </w:numPr>
+        <w:pStyle w:val="Compact"/>
+      </w:pPr>
+      <w:r>
+        <w:t xml:space="preserve">Setup notes: make the two pull test props the day before and make the running stitch one loosely, with stitches about a quarter inch long, so it fails clearly. Cut the felt rectangles ahead. Set the count sheets. Any student still owed a check box from Lesson 5.6 comes to my table in the first three minutes.</w:t>
       </w:r>
     </w:p>
     <w:p>
@@ -879,145 +987,199 @@
       <w:r>
         <w:t xml:space="preserve">Monitor understanding:</w:t>
       </w:r>
+    </w:p>
+    <w:p>
+      <w:pPr>
+        <w:numPr>
+          <w:ilvl w:val="0"/>
+          <w:numId w:val="1005"/>
+        </w:numPr>
+        <w:pStyle w:val="Compact"/>
+      </w:pPr>
+      <w:r>
+        <w:t xml:space="preserve">Say the backstitch pattern out loud. Where does the needle go after it comes up?</w:t>
+      </w:r>
+    </w:p>
+    <w:p>
+      <w:pPr>
+        <w:numPr>
+          <w:ilvl w:val="0"/>
+          <w:numId w:val="1005"/>
+        </w:numPr>
+        <w:pStyle w:val="Compact"/>
+      </w:pPr>
+      <w:r>
+        <w:t xml:space="preserve">Show me the top of your backstitch. Is it a solid line or are there gaps?</w:t>
+      </w:r>
+    </w:p>
+    <w:p>
+      <w:pPr>
+        <w:numPr>
+          <w:ilvl w:val="0"/>
+          <w:numId w:val="1005"/>
+        </w:numPr>
+        <w:pStyle w:val="Compact"/>
+      </w:pPr>
+      <w:r>
+        <w:t xml:space="preserve">Which stitch is going over the edge of the fabric?</w:t>
+      </w:r>
+    </w:p>
+    <w:p>
+      <w:pPr>
+        <w:numPr>
+          <w:ilvl w:val="0"/>
+          <w:numId w:val="1005"/>
+        </w:numPr>
+        <w:pStyle w:val="Compact"/>
+      </w:pPr>
+      <w:r>
+        <w:t xml:space="preserve">Your whipstitches are an inch apart. What is going to happen to that seam?</w:t>
+      </w:r>
+    </w:p>
+    <w:p>
+      <w:pPr>
+        <w:pStyle w:val="FirstParagraph"/>
+      </w:pPr>
+      <w:r>
+        <w:t xml:space="preserve">Deepen learning:</w:t>
+      </w:r>
+    </w:p>
+    <w:p>
+      <w:pPr>
+        <w:numPr>
+          <w:ilvl w:val="0"/>
+          <w:numId w:val="1006"/>
+        </w:numPr>
+        <w:pStyle w:val="Compact"/>
+      </w:pPr>
+      <w:r>
+        <w:t xml:space="preserve">Pull on your own backstitch, gently. What gives first, the thread or the fabric? What does that tell you?</w:t>
+      </w:r>
+    </w:p>
+    <w:p>
+      <w:pPr>
+        <w:numPr>
+          <w:ilvl w:val="0"/>
+          <w:numId w:val="1006"/>
+        </w:numPr>
+        <w:pStyle w:val="Compact"/>
+      </w:pPr>
+      <w:r>
+        <w:t xml:space="preserve">A machine sews a straight stitch that looks like your backstitch on top. Why is the backstitch the right thing to teach first anyway?</w:t>
+      </w:r>
+    </w:p>
+    <w:p>
+      <w:pPr>
+        <w:numPr>
+          <w:ilvl w:val="0"/>
+          <w:numId w:val="1006"/>
+        </w:numPr>
+        <w:pStyle w:val="Compact"/>
+      </w:pPr>
+      <w:r>
+        <w:t xml:space="preserve">Where in your own clothes can you find a seam that has come apart? Which stitch would fix it?</w:t>
+      </w:r>
+    </w:p>
+    <w:p>
+      <w:pPr>
+        <w:numPr>
+          <w:ilvl w:val="0"/>
+          <w:numId w:val="1006"/>
+        </w:numPr>
+        <w:pStyle w:val="Compact"/>
+      </w:pPr>
+      <w:r>
+        <w:t xml:space="preserve">Basting takes extra time and then you take it out. When is that extra time worth it?</w:t>
+      </w:r>
+    </w:p>
+    <w:p>
+      <w:pPr>
+        <w:numPr>
+          <w:ilvl w:val="0"/>
+          <w:numId w:val="1006"/>
+        </w:numPr>
+        <w:pStyle w:val="Compact"/>
+      </w:pPr>
+      <w:r>
+        <w:t xml:space="preserve">A whipstitch shows on the outside. When is that a problem, and when is it the point?</w:t>
+      </w:r>
+    </w:p>
+    <w:p>
+      <w:pPr>
+        <w:pStyle w:val="Heading2"/>
+      </w:pPr>
+      <w:bookmarkStart w:id="30" w:name="check-for-understanding"/>
+      <w:r>
+        <w:t xml:space="preserve">Check for understanding</w:t>
+      </w:r>
+      <w:bookmarkEnd w:id="30"/>
+    </w:p>
+    <w:p>
+      <w:pPr>
+        <w:pStyle w:val="FirstParagraph"/>
+      </w:pPr>
+      <w:r>
+        <w:t xml:space="preserve">Clipboard with four boxes per student, checked during Steps 2 and 3: backstitch goes back into the last hole (the one thing that makes it a backstitch), two inches of backstitch done, whipstitch goes over the edge through both layers, two inches of whipstitch done. The backstitch box is the gate for Lesson 5.10, because the pouch seams are backstitched. Any student missing it gets three minutes at my table at the start of Lesson 5.8 with the chant and my hands next to theirs, not on theirs.</w:t>
+      </w:r>
+    </w:p>
+    <w:p>
+      <w:pPr>
+        <w:pStyle w:val="Heading2"/>
+      </w:pPr>
+      <w:bookmarkStart w:id="31" w:name="closure-time-4-min-inside-step-4"/>
+      <w:r>
+        <w:t xml:space="preserve">Closure (Time: 4 min, inside Step 4)</w:t>
+      </w:r>
+      <w:bookmarkEnd w:id="31"/>
+    </w:p>
+    <w:p>
+      <w:pPr>
+        <w:pStyle w:val="FirstParagraph"/>
+      </w:pPr>
+      <w:r>
+        <w:t xml:space="preserve">Exit card, three lines: (1) why a running stitch is not strong enough for a seam, in your own words; (2) your self-check numbers for the backstitch and the whipstitch; (3) which of the three stitches you would use to fix something in your own closet, and what the something is. Three students read line 1 aloud. Sort into</w:t>
+      </w:r>
       <w:r>
         <w:t xml:space="preserve"> </w:t>
       </w:r>
       <w:r>
-        <w:t xml:space="preserve">- Say the backstitch pattern out loud. Where does the needle go after it comes up?</w:t>
+        <w:t xml:space="preserve">“</w:t>
+      </w:r>
+      <w:r>
+        <w:t xml:space="preserve">got it</w:t>
+      </w:r>
+      <w:r>
+        <w:t xml:space="preserve">”</w:t>
       </w:r>
       <w:r>
         <w:t xml:space="preserve"> </w:t>
       </w:r>
       <w:r>
-        <w:t xml:space="preserve">- Show me the top of your backstitch. Is it a solid line or are there gaps?</w:t>
+        <w:t xml:space="preserve">and</w:t>
       </w:r>
       <w:r>
         <w:t xml:space="preserve"> </w:t>
       </w:r>
       <w:r>
-        <w:t xml:space="preserve">- Which stitch is going over the edge of the fabric?</w:t>
+        <w:t xml:space="preserve">“</w:t>
+      </w:r>
+      <w:r>
+        <w:t xml:space="preserve">needs more.</w:t>
+      </w:r>
+      <w:r>
+        <w:t xml:space="preserve">”</w:t>
       </w:r>
       <w:r>
         <w:t xml:space="preserve"> </w:t>
       </w:r>
       <w:r>
-        <w:t xml:space="preserve">- Your whipstitches are an inch apart. What is going to happen to that seam?</w:t>
-      </w:r>
-    </w:p>
-    <w:p>
-      <w:pPr>
-        <w:pStyle w:val="BodyText"/>
-      </w:pPr>
-      <w:r>
-        <w:t xml:space="preserve">Deepen learning:</w:t>
-      </w:r>
-      <w:r>
-        <w:t xml:space="preserve"> </w:t>
-      </w:r>
-      <w:r>
-        <w:t xml:space="preserve">- Pull on your own backstitch, gently. What gives first, the thread or the fabric? What does that tell you?</w:t>
-      </w:r>
-      <w:r>
-        <w:t xml:space="preserve"> </w:t>
-      </w:r>
-      <w:r>
-        <w:t xml:space="preserve">- A machine sews a straight stitch that looks like your backstitch on top. Why is the backstitch the right thing to teach first anyway?</w:t>
-      </w:r>
-      <w:r>
-        <w:t xml:space="preserve"> </w:t>
-      </w:r>
-      <w:r>
-        <w:t xml:space="preserve">- Where in your own clothes can you find a seam that has come apart? Which stitch would fix it?</w:t>
-      </w:r>
-      <w:r>
-        <w:t xml:space="preserve"> </w:t>
-      </w:r>
-      <w:r>
-        <w:t xml:space="preserve">- Basting takes extra time and then you take it out. When is that extra time worth it?</w:t>
-      </w:r>
-      <w:r>
-        <w:t xml:space="preserve"> </w:t>
-      </w:r>
-      <w:r>
-        <w:t xml:space="preserve">- A whipstitch shows on the outside. When is that a problem, and when is it the point?</w:t>
+        <w:t xml:space="preserve">Practice cloths and felt pieces go back in the named zip bags; both stitches appear on the sampler card in Lesson 5.11.</w:t>
       </w:r>
     </w:p>
     <w:p>
       <w:pPr>
         <w:pStyle w:val="Heading2"/>
       </w:pPr>
-      <w:bookmarkStart w:id="30" w:name="check-for-understanding"/>
-      <w:r>
-        <w:t xml:space="preserve">Check for understanding</w:t>
-      </w:r>
-      <w:bookmarkEnd w:id="30"/>
-    </w:p>
-    <w:p>
-      <w:pPr>
-        <w:pStyle w:val="FirstParagraph"/>
-      </w:pPr>
-      <w:r>
-        <w:t xml:space="preserve">Clipboard with four boxes per student, checked during Steps 2 and 3: backstitch goes back into the last hole (the one thing that makes it a backstitch), two inches of backstitch done, whipstitch goes over the edge through both layers, two inches of whipstitch done. The backstitch box is the gate for Lesson 5.10, because the pouch seams are backstitched. Any student missing it gets three minutes at my table at the start of Lesson 5.8 with the chant and my hands next to theirs, not on theirs.</w:t>
-      </w:r>
-    </w:p>
-    <w:p>
-      <w:pPr>
-        <w:pStyle w:val="Heading2"/>
-      </w:pPr>
-      <w:bookmarkStart w:id="31" w:name="closure-time-4-min-inside-step-4"/>
-      <w:r>
-        <w:t xml:space="preserve">Closure (Time: 4 min, inside Step 4)</w:t>
-      </w:r>
-      <w:bookmarkEnd w:id="31"/>
-    </w:p>
-    <w:p>
-      <w:pPr>
-        <w:pStyle w:val="FirstParagraph"/>
-      </w:pPr>
-      <w:r>
-        <w:t xml:space="preserve">Exit card, three lines: (1) why a running stitch is not strong enough for a seam, in your own words; (2) your self-check numbers for the backstitch and the whipstitch; (3) which of the three stitches you would use to fix something in your own closet, and what the something is. Three students read line 1 aloud. Sort into</w:t>
-      </w:r>
-      <w:r>
-        <w:t xml:space="preserve"> </w:t>
-      </w:r>
-      <w:r>
-        <w:t xml:space="preserve">“</w:t>
-      </w:r>
-      <w:r>
-        <w:t xml:space="preserve">got it</w:t>
-      </w:r>
-      <w:r>
-        <w:t xml:space="preserve">”</w:t>
-      </w:r>
-      <w:r>
-        <w:t xml:space="preserve"> </w:t>
-      </w:r>
-      <w:r>
-        <w:t xml:space="preserve">and</w:t>
-      </w:r>
-      <w:r>
-        <w:t xml:space="preserve"> </w:t>
-      </w:r>
-      <w:r>
-        <w:t xml:space="preserve">“</w:t>
-      </w:r>
-      <w:r>
-        <w:t xml:space="preserve">needs more.</w:t>
-      </w:r>
-      <w:r>
-        <w:t xml:space="preserve">”</w:t>
-      </w:r>
-      <w:r>
-        <w:t xml:space="preserve"> </w:t>
-      </w:r>
-      <w:r>
-        <w:t xml:space="preserve">Practice cloths and felt pieces go back in the named zip bags; both stitches appear on the sampler card in Lesson 5.11.</w:t>
-      </w:r>
-    </w:p>
-    <w:p>
-      <w:pPr>
-        <w:pStyle w:val="Heading2"/>
-      </w:pPr>
       <w:bookmarkStart w:id="32" w:name="differentiation-and-supports"/>
       <w:r>
         <w:t xml:space="preserve">Differentiation and supports</w:t>
@@ -1028,7 +1190,7 @@
       <w:pPr>
         <w:numPr>
           <w:ilvl w:val="0"/>
-          <w:numId w:val="1002"/>
+          <w:numId w:val="1007"/>
         </w:numPr>
         <w:pStyle w:val="Compact"/>
       </w:pPr>
@@ -1070,7 +1232,7 @@
       <w:pPr>
         <w:numPr>
           <w:ilvl w:val="0"/>
-          <w:numId w:val="1002"/>
+          <w:numId w:val="1007"/>
         </w:numPr>
         <w:pStyle w:val="Compact"/>
       </w:pPr>
@@ -1082,7 +1244,7 @@
       <w:pPr>
         <w:numPr>
           <w:ilvl w:val="0"/>
-          <w:numId w:val="1002"/>
+          <w:numId w:val="1007"/>
         </w:numPr>
         <w:pStyle w:val="Compact"/>
       </w:pPr>
@@ -1094,7 +1256,7 @@
       <w:pPr>
         <w:numPr>
           <w:ilvl w:val="0"/>
-          <w:numId w:val="1002"/>
+          <w:numId w:val="1007"/>
         </w:numPr>
         <w:pStyle w:val="Compact"/>
       </w:pPr>
@@ -1106,7 +1268,7 @@
       <w:pPr>
         <w:numPr>
           <w:ilvl w:val="0"/>
-          <w:numId w:val="1002"/>
+          <w:numId w:val="1007"/>
         </w:numPr>
         <w:pStyle w:val="Compact"/>
       </w:pPr>
@@ -1118,7 +1280,7 @@
       <w:pPr>
         <w:numPr>
           <w:ilvl w:val="0"/>
-          <w:numId w:val="1002"/>
+          <w:numId w:val="1007"/>
         </w:numPr>
         <w:pStyle w:val="Compact"/>
       </w:pPr>
@@ -1428,7 +1590,7 @@
       <w:pPr>
         <w:numPr>
           <w:ilvl w:val="0"/>
-          <w:numId w:val="1003"/>
+          <w:numId w:val="1008"/>
         </w:numPr>
         <w:pStyle w:val="Compact"/>
       </w:pPr>
@@ -1452,7 +1614,7 @@
       <w:pPr>
         <w:numPr>
           <w:ilvl w:val="0"/>
-          <w:numId w:val="1003"/>
+          <w:numId w:val="1008"/>
         </w:numPr>
         <w:pStyle w:val="Compact"/>
       </w:pPr>
@@ -1476,7 +1638,7 @@
       <w:pPr>
         <w:numPr>
           <w:ilvl w:val="0"/>
-          <w:numId w:val="1003"/>
+          <w:numId w:val="1008"/>
         </w:numPr>
         <w:pStyle w:val="Compact"/>
       </w:pPr>
@@ -1488,7 +1650,7 @@
       <w:pPr>
         <w:numPr>
           <w:ilvl w:val="0"/>
-          <w:numId w:val="1003"/>
+          <w:numId w:val="1008"/>
         </w:numPr>
         <w:pStyle w:val="Compact"/>
       </w:pPr>
@@ -1512,7 +1674,7 @@
       <w:pPr>
         <w:numPr>
           <w:ilvl w:val="0"/>
-          <w:numId w:val="1003"/>
+          <w:numId w:val="1008"/>
         </w:numPr>
         <w:pStyle w:val="Compact"/>
       </w:pPr>
@@ -1534,7 +1696,7 @@
       <w:pPr>
         <w:numPr>
           <w:ilvl w:val="0"/>
-          <w:numId w:val="1004"/>
+          <w:numId w:val="1009"/>
         </w:numPr>
         <w:pStyle w:val="Compact"/>
       </w:pPr>
@@ -1546,7 +1708,7 @@
       <w:pPr>
         <w:numPr>
           <w:ilvl w:val="0"/>
-          <w:numId w:val="1004"/>
+          <w:numId w:val="1009"/>
         </w:numPr>
         <w:pStyle w:val="Compact"/>
       </w:pPr>
@@ -1576,7 +1738,7 @@
       <w:pPr>
         <w:numPr>
           <w:ilvl w:val="0"/>
-          <w:numId w:val="1004"/>
+          <w:numId w:val="1009"/>
         </w:numPr>
         <w:pStyle w:val="Compact"/>
       </w:pPr>
@@ -1588,7 +1750,7 @@
       <w:pPr>
         <w:numPr>
           <w:ilvl w:val="0"/>
-          <w:numId w:val="1004"/>
+          <w:numId w:val="1009"/>
         </w:numPr>
         <w:pStyle w:val="Compact"/>
       </w:pPr>
@@ -1600,7 +1762,7 @@
       <w:pPr>
         <w:numPr>
           <w:ilvl w:val="0"/>
-          <w:numId w:val="1004"/>
+          <w:numId w:val="1009"/>
         </w:numPr>
         <w:pStyle w:val="Compact"/>
       </w:pPr>
@@ -1612,7 +1774,7 @@
       <w:pPr>
         <w:numPr>
           <w:ilvl w:val="0"/>
-          <w:numId w:val="1004"/>
+          <w:numId w:val="1009"/>
         </w:numPr>
         <w:pStyle w:val="Compact"/>
       </w:pPr>
@@ -1624,7 +1786,7 @@
       <w:pPr>
         <w:numPr>
           <w:ilvl w:val="0"/>
-          <w:numId w:val="1004"/>
+          <w:numId w:val="1009"/>
         </w:numPr>
         <w:pStyle w:val="Compact"/>
       </w:pPr>
@@ -1920,6 +2082,118 @@
       </w:pPr>
     </w:lvl>
   </w:abstractNum>
+  <w:abstractNum w:abstractNumId="99411">
+    <w:nsid w:val="71315dca"/>
+    <w:multiLevelType w:val="multilevel"/>
+    <w:lvl w:ilvl="0">
+      <w:start w:val="1"/>
+      <w:numFmt w:val="decimal"/>
+      <w:lvlText w:val="%1."/>
+      <w:lvlJc w:val="left"/>
+      <w:pPr>
+        <w:tabs>
+          <w:tab w:val="num" w:pos="0"/>
+        </w:tabs>
+        <w:ind w:left="480" w:hanging="480"/>
+      </w:pPr>
+    </w:lvl>
+    <w:lvl w:ilvl="1">
+      <w:start w:val="1"/>
+      <w:numFmt w:val="decimal"/>
+      <w:lvlText w:val="%2."/>
+      <w:lvlJc w:val="left"/>
+      <w:pPr>
+        <w:tabs>
+          <w:tab w:val="num" w:pos="720"/>
+        </w:tabs>
+        <w:ind w:left="1200" w:hanging="480"/>
+      </w:pPr>
+    </w:lvl>
+    <w:lvl w:ilvl="2">
+      <w:start w:val="1"/>
+      <w:numFmt w:val="decimal"/>
+      <w:lvlText w:val="%3."/>
+      <w:lvlJc w:val="left"/>
+      <w:pPr>
+        <w:tabs>
+          <w:tab w:val="num" w:pos="1440"/>
+        </w:tabs>
+        <w:ind w:left="1920" w:hanging="480"/>
+      </w:pPr>
+    </w:lvl>
+    <w:lvl w:ilvl="3">
+      <w:start w:val="1"/>
+      <w:numFmt w:val="decimal"/>
+      <w:lvlText w:val="%4."/>
+      <w:lvlJc w:val="left"/>
+      <w:pPr>
+        <w:tabs>
+          <w:tab w:val="num" w:pos="2160"/>
+        </w:tabs>
+        <w:ind w:left="2640" w:hanging="480"/>
+      </w:pPr>
+    </w:lvl>
+    <w:lvl w:ilvl="4">
+      <w:start w:val="1"/>
+      <w:numFmt w:val="decimal"/>
+      <w:lvlText w:val="%5."/>
+      <w:lvlJc w:val="left"/>
+      <w:pPr>
+        <w:tabs>
+          <w:tab w:val="num" w:pos="2880"/>
+        </w:tabs>
+        <w:ind w:left="3360" w:hanging="480"/>
+      </w:pPr>
+    </w:lvl>
+    <w:lvl w:ilvl="5">
+      <w:start w:val="1"/>
+      <w:numFmt w:val="decimal"/>
+      <w:lvlText w:val="%6."/>
+      <w:lvlJc w:val="left"/>
+      <w:pPr>
+        <w:tabs>
+          <w:tab w:val="num" w:pos="3600"/>
+        </w:tabs>
+        <w:ind w:left="4080" w:hanging="480"/>
+      </w:pPr>
+    </w:lvl>
+    <w:lvl w:ilvl="6">
+      <w:start w:val="1"/>
+      <w:numFmt w:val="decimal"/>
+      <w:lvlText w:val="%7."/>
+      <w:lvlJc w:val="left"/>
+      <w:pPr>
+        <w:tabs>
+          <w:tab w:val="num" w:pos="4320"/>
+        </w:tabs>
+        <w:ind w:left="4800" w:hanging="480"/>
+      </w:pPr>
+    </w:lvl>
+    <w:lvl w:ilvl="7">
+      <w:start w:val="1"/>
+      <w:numFmt w:val="decimal"/>
+      <w:lvlText w:val="%8."/>
+      <w:lvlJc w:val="left"/>
+      <w:pPr>
+        <w:tabs>
+          <w:tab w:val="num" w:pos="5040"/>
+        </w:tabs>
+        <w:ind w:left="5520" w:hanging="480"/>
+      </w:pPr>
+    </w:lvl>
+    <w:lvl w:ilvl="8">
+      <w:start w:val="1"/>
+      <w:numFmt w:val="decimal"/>
+      <w:lvlText w:val="%9."/>
+      <w:lvlJc w:val="left"/>
+      <w:pPr>
+        <w:tabs>
+          <w:tab w:val="num" w:pos="5760"/>
+        </w:tabs>
+        <w:ind w:left="6240" w:hanging="480"/>
+      </w:pPr>
+    </w:lvl>
+  </w:abstractNum>
   <w:num w:numId="1000">
     <w:abstractNumId w:val="990"/>
   </w:num>
@@ -1927,12 +2201,54 @@
     <w:abstractNumId w:val="991"/>
   </w:num>
   <w:num w:numId="1002">
-    <w:abstractNumId w:val="991"/>
+    <w:abstractNumId w:val="99411"/>
+    <w:lvlOverride w:ilvl="0">
+      <w:startOverride w:val="1"/>
+    </w:lvlOverride>
+    <w:lvlOverride w:ilvl="1">
+      <w:startOverride w:val="1"/>
+    </w:lvlOverride>
+    <w:lvlOverride w:ilvl="2">
+      <w:startOverride w:val="1"/>
+    </w:lvlOverride>
+    <w:lvlOverride w:ilvl="3">
+      <w:startOverride w:val="1"/>
+    </w:lvlOverride>
+    <w:lvlOverride w:ilvl="4">
+      <w:startOverride w:val="1"/>
+    </w:lvlOverride>
+    <w:lvlOverride w:ilvl="5">
+      <w:startOverride w:val="1"/>
+    </w:lvlOverride>
+    <w:lvlOverride w:ilvl="6">
+      <w:startOverride w:val="1"/>
+    </w:lvlOverride>
+    <w:lvlOverride w:ilvl="7">
+      <w:startOverride w:val="1"/>
+    </w:lvlOverride>
+    <w:lvlOverride w:ilvl="8">
+      <w:startOverride w:val="1"/>
+    </w:lvlOverride>
   </w:num>
   <w:num w:numId="1003">
     <w:abstractNumId w:val="991"/>
   </w:num>
   <w:num w:numId="1004">
+    <w:abstractNumId w:val="991"/>
+  </w:num>
+  <w:num w:numId="1005">
+    <w:abstractNumId w:val="991"/>
+  </w:num>
+  <w:num w:numId="1006">
+    <w:abstractNumId w:val="991"/>
+  </w:num>
+  <w:num w:numId="1007">
+    <w:abstractNumId w:val="991"/>
+  </w:num>
+  <w:num w:numId="1008">
+    <w:abstractNumId w:val="991"/>
+  </w:num>
+  <w:num w:numId="1009">
     <w:abstractNumId w:val="991"/>
   </w:num>
 </w:numbering>

--- a/downloads/teacher/04 Units/Unit 05 - Apparel and Textile Production and Design - Make It, Mend It, Wear It/Lesson 05.07 - Backstitch and Whipstitch.docx
+++ b/downloads/teacher/04 Units/Unit 05 - Apparel and Textile Production and Design - Make It, Mend It, Wear It/Lesson 05.07 - Backstitch and Whipstitch.docx
@@ -41,7 +41,7 @@
         <w:t xml:space="preserve"> </w:t>
       </w:r>
       <w:r>
-        <w:t xml:space="preserve">5.2 Hand Sewing Skills</w:t>
+        <w:t xml:space="preserve">5.2 Hand and Machine Sewing Skills</w:t>
       </w:r>
       <w:r>
         <w:t xml:space="preserve"> </w:t>
@@ -94,7 +94,7 @@
         <w:pStyle w:val="BodyText"/>
       </w:pPr>
       <w:r>
-        <w:t xml:space="preserve">Two stitches today, and the reason for both is the same: a running stitch is not strong enough to hold a seam that a person is going to wear, wash, and pull on. The backstitch is the strong seam. The whipstitch joins two edges. Between the two of them a student can build the pouch in Lesson 5.10 and fix a split seam in Lesson 5.9.</w:t>
+        <w:t xml:space="preserve">Two stitches today, and the reason for both is the same: a running stitch is not strong enough to hold a seam that a person is going to wear, wash, and pull on. The backstitch is the strong seam. The whipstitch joins two edges. Between the two of them a student can build the pouch in Lesson 5.11 and fix a split seam in Lesson 5.9.</w:t>
       </w:r>
     </w:p>
     <w:p>
@@ -1119,7 +1119,7 @@
         <w:pStyle w:val="FirstParagraph"/>
       </w:pPr>
       <w:r>
-        <w:t xml:space="preserve">Clipboard with four boxes per student, checked during Steps 2 and 3: backstitch goes back into the last hole (the one thing that makes it a backstitch), two inches of backstitch done, whipstitch goes over the edge through both layers, two inches of whipstitch done. The backstitch box is the gate for Lesson 5.10, because the pouch seams are backstitched. Any student missing it gets three minutes at my table at the start of Lesson 5.8 with the chant and my hands next to theirs, not on theirs.</w:t>
+        <w:t xml:space="preserve">Clipboard with four boxes per student, checked during Steps 2 and 3: backstitch goes back into the last hole (the one thing that makes it a backstitch), two inches of backstitch done, whipstitch goes over the edge through both layers, two inches of whipstitch done. The backstitch box is the gate for Lesson 5.11, because the pouch seams are backstitched. Any student missing it gets three minutes at my table at the start of Lesson 5.8 with the chant and my hands next to theirs, not on theirs.</w:t>
       </w:r>
     </w:p>
     <w:p>
@@ -1213,7 +1213,7 @@
         <w:t xml:space="preserve"> </w:t>
       </w:r>
       <w:r>
-        <w:t xml:space="preserve">is six words and works in any accent. Word bank with Turkish, Portuguese, and Spanish for seam, strong, edge, join, back, over (see</w:t>
+        <w:t xml:space="preserve">is seven words and works in any accent. Word bank with Turkish, Portuguese, and Spanish for seam, strong, edge, join, back, over (see</w:t>
       </w:r>
       <w:r>
         <w:t xml:space="preserve"> </w:t>
@@ -1566,15 +1566,6 @@
       <w:r>
         <w:t xml:space="preserve">Technology and engineering: the running stitch versus backstitch comparison is a structural load test, and a technology teacher can take the same props into a lesson on joints and fasteners. Mathematics: stitch length against seam strength is a controlled comparison with one variable, and the numbers from Step 2 are real data. Community: the tailor or costumer guest invited in Lesson 5.5 is most useful today or in Lesson 5.9, because a professional’s backstitch at speed is a thing students should see once.</w:t>
       </w:r>
-      <w:r>
-        <w:t xml:space="preserve"> </w:t>
-      </w:r>
-      <w:r>
-        <w:rPr>
-          <w:rStyle w:val="TeacherNote"/>
-        </w:rPr>
-        <w:t xml:space="preserve">[Sal: if the guest can only come one day, pick Lesson 5.9.]</w:t>
-      </w:r>
     </w:p>
     <w:p>
       <w:pPr>
@@ -1780,21 +1771,6 @@
       </w:pPr>
       <w:r>
         <w:t xml:space="preserve">If a station is far ahead, give them the second seam at a shorter stitch length and the pull comparison. Do not give them the pouch materials early; that period has its own setup.</w:t>
-      </w:r>
-    </w:p>
-    <w:p>
-      <w:pPr>
-        <w:numPr>
-          <w:ilvl w:val="0"/>
-          <w:numId w:val="1009"/>
-        </w:numPr>
-        <w:pStyle w:val="Compact"/>
-      </w:pPr>
-      <w:r>
-        <w:rPr>
-          <w:rStyle w:val="TeacherNote"/>
-        </w:rPr>
-        <w:t xml:space="preserve">[Sal: you now have two stitches on the board and two more days before the pouch. If the class is shaky on the backstitch after today, swap Lesson 5.8 and 5.9 so the button day gives the slow students another day of backstitch practice at my table before the repair clinic.]</w:t>
       </w:r>
     </w:p>
     <w:sectPr>
